--- a/documents/Generating Radial Lines.docx
+++ b/documents/Generating Radial Lines.docx
@@ -9,59 +9,44 @@
     </w:p>
     <w:p>
       <w:r>
-        <w:t xml:space="preserve">In ArcGIS I created radial lines from the ignition points to the fire perimeter using the "Bearing Distance to Line" tools. This generated 360 geodetic lines to the fire perimeter. The input for generating the lines was a csv made below. Preserve the attributes so that the </w:t>
-      </w:r>
-      <w:proofErr w:type="spellStart"/>
-      <w:r>
-        <w:t>Event_ID</w:t>
-      </w:r>
-      <w:proofErr w:type="spellEnd"/>
-      <w:r>
-        <w:t xml:space="preserve"> is </w:t>
-      </w:r>
-      <w:proofErr w:type="spellStart"/>
-      <w:proofErr w:type="gramStart"/>
-      <w:r>
-        <w:t>retained.I</w:t>
-      </w:r>
-      <w:proofErr w:type="spellEnd"/>
-      <w:proofErr w:type="gramEnd"/>
-      <w:r>
-        <w:t xml:space="preserve"> then generated points along the lines, and did a spatial join with the fires layer using an attribute filter with </w:t>
-      </w:r>
-      <w:proofErr w:type="spellStart"/>
-      <w:r>
-        <w:t>Event_ID</w:t>
-      </w:r>
-      <w:proofErr w:type="spellEnd"/>
-      <w:r>
-        <w:t xml:space="preserve">. This gives me points within the fire perimeter spaced every 50m (planar) from the ignition point. Export the results of the spatial join as </w:t>
-      </w:r>
-      <w:proofErr w:type="spellStart"/>
-      <w:r>
-        <w:t>AllPoints</w:t>
-      </w:r>
-      <w:proofErr w:type="spellEnd"/>
-      <w:r>
-        <w:t xml:space="preserve">. You will have to take out the </w:t>
-      </w:r>
-      <w:proofErr w:type="spellStart"/>
-      <w:r>
-        <w:t>TargetFID</w:t>
-      </w:r>
-      <w:proofErr w:type="spellEnd"/>
-      <w:r>
-        <w:t xml:space="preserve"> and Date fields for export.</w:t>
-      </w:r>
-    </w:p>
-    <w:p/>
-    <w:p>
-      <w:r>
-        <w:t>Use the Radial Lines input created in R and the Bearing to Distance tool in ArcGIS</w:t>
+        <w:t>In ArcGIS I created radial lines from the ignition points to the fire perimeter using the "Bearing Distance to Line" tools. This generated 360 geodetic lines to the fire perimeter. Preserve the attributes so that the Event_ID is retained.</w:t>
+      </w:r>
+      <w:r>
+        <w:t xml:space="preserve"> </w:t>
+      </w:r>
+      <w:r>
+        <w:t xml:space="preserve">I then generated points along the lines, and did a spatial join with the fires layer using an attribute filter with Event_ID. This gives me points within the fire perimeter spaced every 50m (planar) from the ignition point. </w:t>
       </w:r>
     </w:p>
     <w:p>
-      <w:r>
+      <w:pPr>
+        <w:pStyle w:val="ListParagraph"/>
+        <w:numPr>
+          <w:ilvl w:val="0"/>
+          <w:numId w:val="1"/>
+        </w:numPr>
+      </w:pPr>
+      <w:r>
+        <w:t>Add fires shapefiles and radial lines csv using Map &gt; Layers &gt; Add Data</w:t>
+      </w:r>
+    </w:p>
+    <w:p>
+      <w:pPr>
+        <w:pStyle w:val="ListParagraph"/>
+        <w:numPr>
+          <w:ilvl w:val="0"/>
+          <w:numId w:val="1"/>
+        </w:numPr>
+      </w:pPr>
+      <w:r>
+        <w:t>Use the Radial Lines input created in R and the Bearing to Distance tool in ArcGIS</w:t>
+      </w:r>
+    </w:p>
+    <w:p>
+      <w:r>
+        <w:rPr>
+          <w:noProof/>
+        </w:rPr>
         <w:drawing>
           <wp:inline distT="0" distB="0" distL="0" distR="0" wp14:anchorId="5C34D9DD" wp14:editId="0182C330">
             <wp:extent cx="5008235" cy="3523957"/>
@@ -78,7 +63,7 @@
                     <pic:cNvPicPr/>
                   </pic:nvPicPr>
                   <pic:blipFill>
-                    <a:blip r:embed="rId4"/>
+                    <a:blip r:embed="rId5"/>
                     <a:stretch>
                       <a:fillRect/>
                     </a:stretch>
@@ -100,12 +85,22 @@
       </w:r>
     </w:p>
     <w:p>
+      <w:pPr>
+        <w:pStyle w:val="ListParagraph"/>
+        <w:numPr>
+          <w:ilvl w:val="0"/>
+          <w:numId w:val="1"/>
+        </w:numPr>
+      </w:pPr>
       <w:r>
         <w:t>Generate points along transect lines</w:t>
       </w:r>
     </w:p>
     <w:p>
       <w:r>
+        <w:rPr>
+          <w:noProof/>
+        </w:rPr>
         <w:lastRenderedPageBreak/>
         <w:drawing>
           <wp:inline distT="0" distB="0" distL="0" distR="0" wp14:anchorId="439248F4" wp14:editId="5263C15D">
@@ -123,7 +118,7 @@
                     <pic:cNvPicPr/>
                   </pic:nvPicPr>
                   <pic:blipFill>
-                    <a:blip r:embed="rId5"/>
+                    <a:blip r:embed="rId6"/>
                     <a:stretch>
                       <a:fillRect/>
                     </a:stretch>
@@ -146,12 +141,22 @@
     </w:p>
     <w:p/>
     <w:p>
+      <w:pPr>
+        <w:pStyle w:val="ListParagraph"/>
+        <w:numPr>
+          <w:ilvl w:val="0"/>
+          <w:numId w:val="1"/>
+        </w:numPr>
+      </w:pPr>
       <w:r>
         <w:t>Do a spatial join between the points and fire</w:t>
       </w:r>
     </w:p>
     <w:p>
       <w:r>
+        <w:rPr>
+          <w:noProof/>
+        </w:rPr>
         <w:drawing>
           <wp:inline distT="0" distB="0" distL="0" distR="0" wp14:anchorId="6C242177" wp14:editId="3B4DC682">
             <wp:extent cx="5943600" cy="2345055"/>
@@ -168,7 +173,7 @@
                     <pic:cNvPicPr/>
                   </pic:nvPicPr>
                   <pic:blipFill>
-                    <a:blip r:embed="rId6"/>
+                    <a:blip r:embed="rId7"/>
                     <a:stretch>
                       <a:fillRect/>
                     </a:stretch>
@@ -191,6 +196,9 @@
     </w:p>
     <w:p>
       <w:r>
+        <w:rPr>
+          <w:noProof/>
+        </w:rPr>
         <w:drawing>
           <wp:inline distT="0" distB="0" distL="0" distR="0" wp14:anchorId="2449E227" wp14:editId="3D566907">
             <wp:extent cx="5943600" cy="1018540"/>
@@ -207,7 +215,7 @@
                     <pic:cNvPicPr/>
                   </pic:nvPicPr>
                   <pic:blipFill>
-                    <a:blip r:embed="rId7"/>
+                    <a:blip r:embed="rId8"/>
                     <a:stretch>
                       <a:fillRect/>
                     </a:stretch>
@@ -228,6 +236,30 @@
         </w:drawing>
       </w:r>
     </w:p>
+    <w:p>
+      <w:pPr>
+        <w:pStyle w:val="ListParagraph"/>
+        <w:numPr>
+          <w:ilvl w:val="0"/>
+          <w:numId w:val="1"/>
+        </w:numPr>
+      </w:pPr>
+      <w:r>
+        <w:t>Export the results of the spatial join as AllPoints</w:t>
+      </w:r>
+      <w:r>
+        <w:t xml:space="preserve"> using Data &gt; Export Feature</w:t>
+      </w:r>
+      <w:r>
+        <w:t xml:space="preserve"> and changing the Output Feature to AllPoint.shp in the correct location</w:t>
+      </w:r>
+      <w:r>
+        <w:t>. You will have to take out the TargetFID and Date fields for export.</w:t>
+      </w:r>
+      <w:r>
+        <w:t xml:space="preserve"> You can also remove duplicate fields (ending in “_1”).</w:t>
+      </w:r>
+    </w:p>
     <w:sectPr>
       <w:pgSz w:w="12240" w:h="15840"/>
       <w:pgMar w:top="1440" w:right="1440" w:bottom="1440" w:left="1440" w:header="720" w:footer="720" w:gutter="0"/>
@@ -236,6 +268,103 @@
     </w:sectPr>
   </w:body>
 </w:document>
+</file>
+
+<file path=word/numbering.xml><?xml version="1.0" encoding="utf-8"?>
+<w:numbering xmlns:wpc="http://schemas.microsoft.com/office/word/2010/wordprocessingCanvas" xmlns:cx="http://schemas.microsoft.com/office/drawing/2014/chartex" xmlns:cx1="http://schemas.microsoft.com/office/drawing/2015/9/8/chartex" xmlns:cx2="http://schemas.microsoft.com/office/drawing/2015/10/21/chartex" xmlns:cx3="http://schemas.microsoft.com/office/drawing/2016/5/9/chartex" xmlns:cx4="http://schemas.microsoft.com/office/drawing/2016/5/10/chartex" xmlns:cx5="http://schemas.microsoft.com/office/drawing/2016/5/11/chartex" xmlns:cx6="http://schemas.microsoft.com/office/drawing/2016/5/12/chartex" xmlns:cx7="http://schemas.microsoft.com/office/drawing/2016/5/13/chartex" xmlns:cx8="http://schemas.microsoft.com/office/drawing/2016/5/14/chartex" xmlns:mc="http://schemas.openxmlformats.org/markup-compatibility/2006" xmlns:aink="http://schemas.microsoft.com/office/drawing/2016/ink" xmlns:am3d="http://schemas.microsoft.com/office/drawing/2017/model3d" xmlns:o="urn:schemas-microsoft-com:office:office" xmlns:oel="http://schemas.microsoft.com/office/2019/extlst" xmlns:r="http://schemas.openxmlformats.org/officeDocument/2006/relationships" xmlns:m="http://schemas.openxmlformats.org/officeDocument/2006/math" xmlns:v="urn:schemas-microsoft-com:vml" xmlns:wp14="http://schemas.microsoft.com/office/word/2010/wordprocessingDrawing" xmlns:wp="http://schemas.openxmlformats.org/drawingml/2006/wordprocessingDrawing" xmlns:w10="urn:schemas-microsoft-com:office:word" xmlns:w="http://schemas.openxmlformats.org/wordprocessingml/2006/main" xmlns:w14="http://schemas.microsoft.com/office/word/2010/wordml" xmlns:w15="http://schemas.microsoft.com/office/word/2012/wordml" xmlns:w16cex="http://schemas.microsoft.com/office/word/2018/wordml/cex" xmlns:w16cid="http://schemas.microsoft.com/office/word/2016/wordml/cid" xmlns:w16="http://schemas.microsoft.com/office/word/2018/wordml" xmlns:w16du="http://schemas.microsoft.com/office/word/2023/wordml/word16du" xmlns:w16sdtdh="http://schemas.microsoft.com/office/word/2020/wordml/sdtdatahash" xmlns:w16sdtfl="http://schemas.microsoft.com/office/word/2024/wordml/sdtformatlock" xmlns:w16se="http://schemas.microsoft.com/office/word/2015/wordml/symex" xmlns:wpg="http://schemas.microsoft.com/office/word/2010/wordprocessingGroup" xmlns:wpi="http://schemas.microsoft.com/office/word/2010/wordprocessingInk" xmlns:wne="http://schemas.microsoft.com/office/word/2006/wordml" xmlns:wps="http://schemas.microsoft.com/office/word/2010/wordprocessingShape" mc:Ignorable="w14 w15 w16se w16cid w16 w16cex w16sdtdh w16sdtfl w16du wp14">
+  <w:abstractNum w:abstractNumId="0" w15:restartNumberingAfterBreak="0">
+    <w:nsid w:val="5A8852D9"/>
+    <w:multiLevelType w:val="hybridMultilevel"/>
+    <w:tmpl w:val="C2B65100"/>
+    <w:lvl w:ilvl="0" w:tplc="0409000F">
+      <w:start w:val="1"/>
+      <w:numFmt w:val="decimal"/>
+      <w:lvlText w:val="%1."/>
+      <w:lvlJc w:val="left"/>
+      <w:pPr>
+        <w:ind w:left="720" w:hanging="360"/>
+      </w:pPr>
+      <w:rPr>
+        <w:rFonts w:hint="default"/>
+      </w:rPr>
+    </w:lvl>
+    <w:lvl w:ilvl="1" w:tplc="04090019" w:tentative="1">
+      <w:start w:val="1"/>
+      <w:numFmt w:val="lowerLetter"/>
+      <w:lvlText w:val="%2."/>
+      <w:lvlJc w:val="left"/>
+      <w:pPr>
+        <w:ind w:left="1440" w:hanging="360"/>
+      </w:pPr>
+    </w:lvl>
+    <w:lvl w:ilvl="2" w:tplc="0409001B" w:tentative="1">
+      <w:start w:val="1"/>
+      <w:numFmt w:val="lowerRoman"/>
+      <w:lvlText w:val="%3."/>
+      <w:lvlJc w:val="right"/>
+      <w:pPr>
+        <w:ind w:left="2160" w:hanging="180"/>
+      </w:pPr>
+    </w:lvl>
+    <w:lvl w:ilvl="3" w:tplc="0409000F" w:tentative="1">
+      <w:start w:val="1"/>
+      <w:numFmt w:val="decimal"/>
+      <w:lvlText w:val="%4."/>
+      <w:lvlJc w:val="left"/>
+      <w:pPr>
+        <w:ind w:left="2880" w:hanging="360"/>
+      </w:pPr>
+    </w:lvl>
+    <w:lvl w:ilvl="4" w:tplc="04090019" w:tentative="1">
+      <w:start w:val="1"/>
+      <w:numFmt w:val="lowerLetter"/>
+      <w:lvlText w:val="%5."/>
+      <w:lvlJc w:val="left"/>
+      <w:pPr>
+        <w:ind w:left="3600" w:hanging="360"/>
+      </w:pPr>
+    </w:lvl>
+    <w:lvl w:ilvl="5" w:tplc="0409001B" w:tentative="1">
+      <w:start w:val="1"/>
+      <w:numFmt w:val="lowerRoman"/>
+      <w:lvlText w:val="%6."/>
+      <w:lvlJc w:val="right"/>
+      <w:pPr>
+        <w:ind w:left="4320" w:hanging="180"/>
+      </w:pPr>
+    </w:lvl>
+    <w:lvl w:ilvl="6" w:tplc="0409000F" w:tentative="1">
+      <w:start w:val="1"/>
+      <w:numFmt w:val="decimal"/>
+      <w:lvlText w:val="%7."/>
+      <w:lvlJc w:val="left"/>
+      <w:pPr>
+        <w:ind w:left="5040" w:hanging="360"/>
+      </w:pPr>
+    </w:lvl>
+    <w:lvl w:ilvl="7" w:tplc="04090019" w:tentative="1">
+      <w:start w:val="1"/>
+      <w:numFmt w:val="lowerLetter"/>
+      <w:lvlText w:val="%8."/>
+      <w:lvlJc w:val="left"/>
+      <w:pPr>
+        <w:ind w:left="5760" w:hanging="360"/>
+      </w:pPr>
+    </w:lvl>
+    <w:lvl w:ilvl="8" w:tplc="0409001B" w:tentative="1">
+      <w:start w:val="1"/>
+      <w:numFmt w:val="lowerRoman"/>
+      <w:lvlText w:val="%9."/>
+      <w:lvlJc w:val="right"/>
+      <w:pPr>
+        <w:ind w:left="6480" w:hanging="180"/>
+      </w:pPr>
+    </w:lvl>
+  </w:abstractNum>
+  <w:num w:numId="1" w16cid:durableId="970212785">
+    <w:abstractNumId w:val="0"/>
+  </w:num>
+</w:numbering>
 </file>
 
 <file path=word/styles.xml><?xml version="1.0" encoding="utf-8"?>

--- a/documents/Generating Radial Lines.docx
+++ b/documents/Generating Radial Lines.docx
@@ -15,7 +15,19 @@
         <w:t xml:space="preserve"> </w:t>
       </w:r>
       <w:r>
-        <w:t xml:space="preserve">I then generated points along the lines, and did a spatial join with the fires layer using an attribute filter with Event_ID. This gives me points within the fire perimeter spaced every 50m (planar) from the ignition point. </w:t>
+        <w:t xml:space="preserve">I then generated points along the lines, and </w:t>
+      </w:r>
+      <w:r>
+        <w:t xml:space="preserve">used the Pairwise Intersect tool </w:t>
+      </w:r>
+      <w:r>
+        <w:t xml:space="preserve">to clip points to the fire layer, preserving all attributes. Points from one fire that extend into another will need to be filtered out using the </w:t>
+      </w:r>
+      <w:r>
+        <w:t>“Select Layer by Attribute” tool or in R, matching the “Event_ID” column from the points to “Event_ID” from the fires polygons.</w:t>
+      </w:r>
+      <w:r>
+        <w:t xml:space="preserve"> This gives me points within the fire perimeter spaced every 50m (planar) from the ignition point. </w:t>
       </w:r>
     </w:p>
     <w:p>
@@ -149,7 +161,10 @@
         </w:numPr>
       </w:pPr>
       <w:r>
-        <w:t>Do a spatial join between the points and fire</w:t>
+        <w:t xml:space="preserve">Do a </w:t>
+      </w:r>
+      <w:r>
+        <w:t>pairwise intersect between the generated points and fires, keeping all attributes</w:t>
       </w:r>
     </w:p>
     <w:p>
@@ -158,10 +173,10 @@
           <w:noProof/>
         </w:rPr>
         <w:drawing>
-          <wp:inline distT="0" distB="0" distL="0" distR="0" wp14:anchorId="6C242177" wp14:editId="3B4DC682">
-            <wp:extent cx="5943600" cy="2345055"/>
-            <wp:effectExtent l="0" t="0" r="0" b="0"/>
-            <wp:docPr id="76697334" name="Picture 1"/>
+          <wp:inline distT="0" distB="0" distL="0" distR="0" wp14:anchorId="211D20AC" wp14:editId="757B19BB">
+            <wp:extent cx="4470630" cy="3429176"/>
+            <wp:effectExtent l="0" t="0" r="6350" b="0"/>
+            <wp:docPr id="183471835" name="Picture 1"/>
             <wp:cNvGraphicFramePr>
               <a:graphicFrameLocks xmlns:a="http://schemas.openxmlformats.org/drawingml/2006/main" noChangeAspect="1"/>
             </wp:cNvGraphicFramePr>
@@ -169,7 +184,7 @@
               <a:graphicData uri="http://schemas.openxmlformats.org/drawingml/2006/picture">
                 <pic:pic xmlns:pic="http://schemas.openxmlformats.org/drawingml/2006/picture">
                   <pic:nvPicPr>
-                    <pic:cNvPr id="76697334" name=""/>
+                    <pic:cNvPr id="183471835" name=""/>
                     <pic:cNvPicPr/>
                   </pic:nvPicPr>
                   <pic:blipFill>
@@ -181,7 +196,7 @@
                   <pic:spPr>
                     <a:xfrm>
                       <a:off x="0" y="0"/>
-                      <a:ext cx="5943600" cy="2345055"/>
+                      <a:ext cx="4470630" cy="3429176"/>
                     </a:xfrm>
                     <a:prstGeom prst="rect">
                       <a:avLst/>
@@ -195,15 +210,122 @@
       </w:r>
     </w:p>
     <w:p>
+      <w:pPr>
+        <w:pStyle w:val="ListParagraph"/>
+        <w:numPr>
+          <w:ilvl w:val="0"/>
+          <w:numId w:val="1"/>
+        </w:numPr>
+      </w:pPr>
+      <w:r>
+        <w:t xml:space="preserve">Export the results of the </w:t>
+      </w:r>
+      <w:r>
+        <w:t>pairwise intersection</w:t>
+      </w:r>
+      <w:r>
+        <w:t xml:space="preserve"> as AllPoints</w:t>
+      </w:r>
+      <w:r>
+        <w:t xml:space="preserve"> using Data &gt; Export Feature</w:t>
+      </w:r>
+      <w:r>
+        <w:t xml:space="preserve"> and changing the Output Feature to AllPoint.shp in the correct location</w:t>
+      </w:r>
+      <w:r>
+        <w:t xml:space="preserve">. You will have to </w:t>
+      </w:r>
+      <w:r>
+        <w:t>take out the Date fields for export.</w:t>
+      </w:r>
+      <w:r>
+        <w:t xml:space="preserve"> You can also remove duplicate fields (ending in “_1”)</w:t>
+      </w:r>
+      <w:r>
+        <w:t xml:space="preserve"> </w:t>
+      </w:r>
       <w:r>
         <w:rPr>
-          <w:noProof/>
+          <w:i/>
+          <w:iCs/>
+          <w:highlight w:val="yellow"/>
         </w:rPr>
+        <w:t xml:space="preserve">except for </w:t>
+      </w:r>
+      <w:r>
+        <w:rPr>
+          <w:i/>
+          <w:iCs/>
+          <w:highlight w:val="yellow"/>
+        </w:rPr>
+        <w:t>Event_ID_1</w:t>
+      </w:r>
+      <w:r>
+        <w:t>.</w:t>
+      </w:r>
+    </w:p>
+    <w:p>
+      <w:pPr>
+        <w:pStyle w:val="ListParagraph"/>
+        <w:numPr>
+          <w:ilvl w:val="1"/>
+          <w:numId w:val="1"/>
+        </w:numPr>
+      </w:pPr>
+      <w:r>
+        <w:t>Filter out mismatched features (points from one fire that extended into another) in R by making sure Event_ID is equal to Event_ID_1</w:t>
+      </w:r>
+      <w:r>
+        <w:t>.</w:t>
+      </w:r>
+      <w:r>
+        <w:t xml:space="preserve"> </w:t>
+      </w:r>
+      <w:r>
+        <w:rPr>
+          <w:i/>
+          <w:iCs/>
+          <w:highlight w:val="yellow"/>
+        </w:rPr>
+        <w:t xml:space="preserve">Alternatively, prior to export, use the </w:t>
+      </w:r>
+      <w:r>
+        <w:rPr>
+          <w:i/>
+          <w:iCs/>
+          <w:highlight w:val="yellow"/>
+        </w:rPr>
+        <w:t xml:space="preserve">“Select Layer by Attribute” Data Management Tool in ArcGIS </w:t>
+      </w:r>
+      <w:r>
+        <w:rPr>
+          <w:i/>
+          <w:iCs/>
+          <w:highlight w:val="yellow"/>
+        </w:rPr>
+        <w:t xml:space="preserve">to </w:t>
+      </w:r>
+      <w:r>
+        <w:rPr>
+          <w:i/>
+          <w:iCs/>
+          <w:highlight w:val="yellow"/>
+        </w:rPr>
+        <w:lastRenderedPageBreak/>
+        <w:t>only export the correct points that do not overlap other fires. This is what is currently used (my R script doesn’t include a filter).</w:t>
+      </w:r>
+    </w:p>
+    <w:p>
+      <w:pPr>
+        <w:pStyle w:val="ListParagraph"/>
+        <w:ind w:left="1440"/>
+      </w:pPr>
+      <w:r>
         <w:drawing>
-          <wp:inline distT="0" distB="0" distL="0" distR="0" wp14:anchorId="2449E227" wp14:editId="3D566907">
-            <wp:extent cx="5943600" cy="1018540"/>
+          <wp:inline distT="0" distB="0" distL="0" distR="0" wp14:anchorId="3713BE08" wp14:editId="0B6E0EED">
+            <wp:extent cx="4464279" cy="3454578"/>
             <wp:effectExtent l="0" t="0" r="0" b="0"/>
-            <wp:docPr id="728092024" name="Picture 1"/>
+            <wp:docPr id="1248255335" name="Picture 1"/>
             <wp:cNvGraphicFramePr>
               <a:graphicFrameLocks xmlns:a="http://schemas.openxmlformats.org/drawingml/2006/main" noChangeAspect="1"/>
             </wp:cNvGraphicFramePr>
@@ -211,7 +333,7 @@
               <a:graphicData uri="http://schemas.openxmlformats.org/drawingml/2006/picture">
                 <pic:pic xmlns:pic="http://schemas.openxmlformats.org/drawingml/2006/picture">
                   <pic:nvPicPr>
-                    <pic:cNvPr id="728092024" name=""/>
+                    <pic:cNvPr id="1248255335" name=""/>
                     <pic:cNvPicPr/>
                   </pic:nvPicPr>
                   <pic:blipFill>
@@ -223,7 +345,7 @@
                   <pic:spPr>
                     <a:xfrm>
                       <a:off x="0" y="0"/>
-                      <a:ext cx="5943600" cy="1018540"/>
+                      <a:ext cx="4464279" cy="3454578"/>
                     </a:xfrm>
                     <a:prstGeom prst="rect">
                       <a:avLst/>
@@ -234,30 +356,6 @@
             </a:graphic>
           </wp:inline>
         </w:drawing>
-      </w:r>
-    </w:p>
-    <w:p>
-      <w:pPr>
-        <w:pStyle w:val="ListParagraph"/>
-        <w:numPr>
-          <w:ilvl w:val="0"/>
-          <w:numId w:val="1"/>
-        </w:numPr>
-      </w:pPr>
-      <w:r>
-        <w:t>Export the results of the spatial join as AllPoints</w:t>
-      </w:r>
-      <w:r>
-        <w:t xml:space="preserve"> using Data &gt; Export Feature</w:t>
-      </w:r>
-      <w:r>
-        <w:t xml:space="preserve"> and changing the Output Feature to AllPoint.shp in the correct location</w:t>
-      </w:r>
-      <w:r>
-        <w:t>. You will have to take out the TargetFID and Date fields for export.</w:t>
-      </w:r>
-      <w:r>
-        <w:t xml:space="preserve"> You can also remove duplicate fields (ending in “_1”).</w:t>
       </w:r>
     </w:p>
     <w:sectPr>
@@ -288,7 +386,7 @@
         <w:rFonts w:hint="default"/>
       </w:rPr>
     </w:lvl>
-    <w:lvl w:ilvl="1" w:tplc="04090019" w:tentative="1">
+    <w:lvl w:ilvl="1" w:tplc="04090019">
       <w:start w:val="1"/>
       <w:numFmt w:val="lowerLetter"/>
       <w:lvlText w:val="%2."/>

--- a/documents/Generating Radial Lines.docx
+++ b/documents/Generating Radial Lines.docx
@@ -51,7 +51,13 @@
         </w:numPr>
       </w:pPr>
       <w:r>
-        <w:t>Use the Radial Lines input created in R and the Bearing to Distance tool in ArcGIS</w:t>
+        <w:t xml:space="preserve">Use the Radial Lines input created in R and the Bearing Distance </w:t>
+      </w:r>
+      <w:r>
+        <w:t xml:space="preserve">to Line </w:t>
+      </w:r>
+      <w:r>
+        <w:t>tool in ArcGIS</w:t>
       </w:r>
     </w:p>
     <w:p>
@@ -236,7 +242,19 @@
         <w:t xml:space="preserve">. You will have to </w:t>
       </w:r>
       <w:r>
-        <w:t>take out the Date fields for export.</w:t>
+        <w:t xml:space="preserve">take out the Date </w:t>
+      </w:r>
+      <w:r>
+        <w:t xml:space="preserve">and </w:t>
+      </w:r>
+      <w:r>
+        <w:t>fields</w:t>
+      </w:r>
+      <w:r>
+        <w:t xml:space="preserve"> starting with “FID” (FID_RadialLines… &amp; FID_Fires)</w:t>
+      </w:r>
+      <w:r>
+        <w:t xml:space="preserve"> for export.</w:t>
       </w:r>
       <w:r>
         <w:t xml:space="preserve"> You can also remove duplicate fields (ending in “_1”)</w:t>
@@ -321,6 +339,9 @@
         <w:ind w:left="1440"/>
       </w:pPr>
       <w:r>
+        <w:rPr>
+          <w:noProof/>
+        </w:rPr>
         <w:drawing>
           <wp:inline distT="0" distB="0" distL="0" distR="0" wp14:anchorId="3713BE08" wp14:editId="0B6E0EED">
             <wp:extent cx="4464279" cy="3454578"/>
